--- a/docs/deep-dive-manuel-entreprise.docx
+++ b/docs/deep-dive-manuel-entreprise.docx
@@ -2,7 +2,7 @@
 <file path=word/document.xml><?xml version="1.0" encoding="utf-8"?>
 <w:document xmlns:w="http://schemas.openxmlformats.org/wordprocessingml/2006/main" xmlns:m="http://schemas.openxmlformats.org/officeDocument/2006/math" xmlns:r="http://schemas.openxmlformats.org/officeDocument/2006/relationships" xmlns:o="urn:schemas-microsoft-com:office:office" xmlns:v="urn:schemas-microsoft-com:vml" xmlns:w10="urn:schemas-microsoft-com:office:word" xmlns:a="http://schemas.openxmlformats.org/drawingml/2006/main" xmlns:pic="http://schemas.openxmlformats.org/drawingml/2006/picture" xmlns:wp="http://schemas.openxmlformats.org/drawingml/2006/wordprocessingDrawing">
   <w:body>
-    <w:bookmarkStart w:id="77" w:name="Xfd20f22afb4f4b7072872bf56328337f38b119b"/>
+    <w:bookmarkStart w:id="66" w:name="Xfd20f22afb4f4b7072872bf56328337f38b119b"/>
     <w:p>
       <w:pPr>
         <w:pStyle w:val="Heading1"/>
@@ -84,7 +84,7 @@
         </w:pict>
       </w:r>
     </w:p>
-    <w:bookmarkStart w:id="20" w:name="table-des-matières"/>
+    <w:bookmarkStart w:id="9" w:name="table-des-matières"/>
     <w:p>
       <w:pPr>
         <w:pStyle w:val="Heading2"/>
@@ -372,8 +372,8 @@
         </w:pict>
       </w:r>
     </w:p>
-    <w:bookmarkEnd w:id="20"/>
-    <w:bookmarkStart w:id="21" w:name="Xe6b26e8148b9eff1db9e5d17e9d00757397f260"/>
+    <w:bookmarkEnd w:id="9"/>
+    <w:bookmarkStart w:id="10" w:name="Xe6b26e8148b9eff1db9e5d17e9d00757397f260"/>
     <w:p>
       <w:pPr>
         <w:pStyle w:val="Heading2"/>
@@ -585,8 +585,8 @@
         </w:pict>
       </w:r>
     </w:p>
-    <w:bookmarkEnd w:id="21"/>
-    <w:bookmarkStart w:id="23" w:name="Xf7d8a29b237729e2a8c98411ca768fd2b2b67ed"/>
+    <w:bookmarkEnd w:id="10"/>
+    <w:bookmarkStart w:id="12" w:name="Xf7d8a29b237729e2a8c98411ca768fd2b2b67ed"/>
     <w:p>
       <w:pPr>
         <w:pStyle w:val="Heading2"/>
@@ -729,7 +729,7 @@
         <w:t xml:space="preserve">Réduire les temps d'immobilisation et optimiser les coûts de maintenance</w:t>
       </w:r>
     </w:p>
-    <w:bookmarkStart w:id="22" w:name="journey-type-dadjoua"/>
+    <w:bookmarkStart w:id="11" w:name="journey-type-dadjoua"/>
     <w:p>
       <w:pPr>
         <w:pStyle w:val="Heading3"/>
@@ -921,9 +921,9 @@
         </w:pict>
       </w:r>
     </w:p>
-    <w:bookmarkEnd w:id="22"/>
-    <w:bookmarkEnd w:id="23"/>
-    <w:bookmarkStart w:id="26" w:name="Xc2836225385a2f2744370562ffd28141d1bffdd"/>
+    <w:bookmarkEnd w:id="11"/>
+    <w:bookmarkEnd w:id="12"/>
+    <w:bookmarkStart w:id="15" w:name="Xc2836225385a2f2744370562ffd28141d1bffdd"/>
     <w:p>
       <w:pPr>
         <w:pStyle w:val="Heading2"/>
@@ -932,7 +932,7 @@
         <w:t xml:space="preserve">3. État actuel de l'implémentation (v1)</w:t>
       </w:r>
     </w:p>
-    <w:bookmarkStart w:id="24" w:name="ce-qui-est-implémenté"/>
+    <w:bookmarkStart w:id="13" w:name="ce-qui-est-implémenté"/>
     <w:p>
       <w:pPr>
         <w:pStyle w:val="Heading3"/>
@@ -1267,8 +1267,8 @@
         </w:tc>
       </w:tr>
     </w:tbl>
-    <w:bookmarkEnd w:id="24"/>
-    <w:bookmarkStart w:id="25" w:name="ce-qui-est-planifié-phase-2"/>
+    <w:bookmarkEnd w:id="13"/>
+    <w:bookmarkStart w:id="14" w:name="ce-qui-est-planifié-phase-2"/>
     <w:p>
       <w:pPr>
         <w:pStyle w:val="Heading3"/>
@@ -1544,9 +1544,9 @@
         </w:pict>
       </w:r>
     </w:p>
-    <w:bookmarkEnd w:id="25"/>
-    <w:bookmarkEnd w:id="26"/>
-    <w:bookmarkStart w:id="29" w:name="X9f423d990fa3a06f909e919277de92d6afb7786"/>
+    <w:bookmarkEnd w:id="14"/>
+    <w:bookmarkEnd w:id="15"/>
+    <w:bookmarkStart w:id="18" w:name="X9f423d990fa3a06f909e919277de92d6afb7786"/>
     <w:p>
       <w:pPr>
         <w:pStyle w:val="Heading2"/>
@@ -1555,7 +1555,7 @@
         <w:t xml:space="preserve">4. Accès et connexion</w:t>
       </w:r>
     </w:p>
-    <w:bookmarkStart w:id="27" w:name="X1a4f42b5b3881bcd2f573a80d82060c29bb27f2"/>
+    <w:bookmarkStart w:id="16" w:name="X1a4f42b5b3881bcd2f573a80d82060c29bb27f2"/>
     <w:p>
       <w:pPr>
         <w:pStyle w:val="Heading3"/>
@@ -1647,8 +1647,8 @@
         <w:t xml:space="preserve">Le rôle ENTERPRISE est attribué par un administrateur de la plateforme. Après votre inscription initiale (rôle MECHANIC par défaut), contactez le support Pièces pour demander l'activation du rôle Enterprise.</w:t>
       </w:r>
     </w:p>
-    <w:bookmarkEnd w:id="27"/>
-    <w:bookmarkStart w:id="28" w:name="X3be602c77690a46a815bc56e1e2275673fb3a65"/>
+    <w:bookmarkEnd w:id="16"/>
+    <w:bookmarkStart w:id="17" w:name="X3be602c77690a46a815bc56e1e2275673fb3a65"/>
     <w:p>
       <w:pPr>
         <w:pStyle w:val="Heading3"/>
@@ -1730,9 +1730,9 @@
         </w:pict>
       </w:r>
     </w:p>
-    <w:bookmarkEnd w:id="28"/>
-    <w:bookmarkEnd w:id="29"/>
-    <w:bookmarkStart w:id="32" w:name="Xb3d4d8cad67bb1b771fa71b0d959ceeaa6564f6"/>
+    <w:bookmarkEnd w:id="17"/>
+    <w:bookmarkEnd w:id="18"/>
+    <w:bookmarkStart w:id="21" w:name="Xb3d4d8cad67bb1b771fa71b0d959ceeaa6564f6"/>
     <w:p>
       <w:pPr>
         <w:pStyle w:val="Heading2"/>
@@ -1765,7 +1765,7 @@
         <w:t xml:space="preserve">relative à la protection des données à caractère personnel en Côte d'Ivoire, vous devez donner votre consentement explicite avant d'utiliser la plateforme.</w:t>
       </w:r>
     </w:p>
-    <w:bookmarkStart w:id="30" w:name="ce-que-vous-acceptez"/>
+    <w:bookmarkStart w:id="19" w:name="ce-que-vous-acceptez"/>
     <w:p>
       <w:pPr>
         <w:pStyle w:val="Heading3"/>
@@ -1822,8 +1822,8 @@
         <w:t xml:space="preserve">Partage limité avec les vendeurs et livreurs pour l'exécution des commandes</w:t>
       </w:r>
     </w:p>
-    <w:bookmarkEnd w:id="30"/>
-    <w:bookmarkStart w:id="31" w:name="vos-droits"/>
+    <w:bookmarkEnd w:id="19"/>
+    <w:bookmarkStart w:id="20" w:name="vos-droits"/>
     <w:p>
       <w:pPr>
         <w:pStyle w:val="Heading3"/>
@@ -1935,9 +1935,9 @@
         </w:pict>
       </w:r>
     </w:p>
-    <w:bookmarkEnd w:id="31"/>
-    <w:bookmarkEnd w:id="32"/>
-    <w:bookmarkStart w:id="36" w:name="Xa135ee3a6881d645fc5cfa76d046130891d3858"/>
+    <w:bookmarkEnd w:id="20"/>
+    <w:bookmarkEnd w:id="21"/>
+    <w:bookmarkStart w:id="25" w:name="Xa135ee3a6881d645fc5cfa76d046130891d3858"/>
     <w:p>
       <w:pPr>
         <w:pStyle w:val="Heading2"/>
@@ -1946,7 +1946,7 @@
         <w:t xml:space="preserve">6. Le rôle ENTERPRISE dans le système</w:t>
       </w:r>
     </w:p>
-    <w:bookmarkStart w:id="33" w:name="X254a5b92f1182eb0a9a9ad81adc2da9c1c7771f"/>
+    <w:bookmarkStart w:id="22" w:name="X254a5b92f1182eb0a9a9ad81adc2da9c1c7771f"/>
     <w:p>
       <w:pPr>
         <w:pStyle w:val="Heading3"/>
@@ -2084,8 +2084,8 @@
         <w:t xml:space="preserve">(stub en v1)</w:t>
       </w:r>
     </w:p>
-    <w:bookmarkEnd w:id="33"/>
-    <w:bookmarkStart w:id="34" w:name="X12e7fb65fe31461339ca57aeddd30af942f22af"/>
+    <w:bookmarkEnd w:id="22"/>
+    <w:bookmarkStart w:id="23" w:name="X12e7fb65fe31461339ca57aeddd30af942f22af"/>
     <w:p>
       <w:pPr>
         <w:pStyle w:val="Heading3"/>
@@ -2187,8 +2187,8 @@
         <w:t xml:space="preserve">: Gérer la flotte ET payer des commandes</w:t>
       </w:r>
     </w:p>
-    <w:bookmarkEnd w:id="34"/>
-    <w:bookmarkStart w:id="35" w:name="X19700069cb8d8beb983675e2e248030c5f557c3"/>
+    <w:bookmarkEnd w:id="23"/>
+    <w:bookmarkStart w:id="24" w:name="X19700069cb8d8beb983675e2e248030c5f557c3"/>
     <w:p>
       <w:pPr>
         <w:pStyle w:val="Heading3"/>
@@ -2228,9 +2228,9 @@
         </w:pict>
       </w:r>
     </w:p>
-    <w:bookmarkEnd w:id="35"/>
-    <w:bookmarkEnd w:id="36"/>
-    <w:bookmarkStart w:id="38" w:name="X28c9b344fd92f1099f1182917a4601a9a515335"/>
+    <w:bookmarkEnd w:id="24"/>
+    <w:bookmarkEnd w:id="25"/>
+    <w:bookmarkStart w:id="27" w:name="X28c9b344fd92f1099f1182917a4601a9a515335"/>
     <w:p>
       <w:pPr>
         <w:pStyle w:val="Heading2"/>
@@ -2239,7 +2239,7 @@
         <w:t xml:space="preserve">7. Endpoint API disponible</w:t>
       </w:r>
     </w:p>
-    <w:bookmarkStart w:id="37" w:name="get-adminenterprisemembers"/>
+    <w:bookmarkStart w:id="26" w:name="get-adminenterprisemembers"/>
     <w:p>
       <w:pPr>
         <w:pStyle w:val="Heading3"/>
@@ -2582,9 +2582,9 @@
         </w:pict>
       </w:r>
     </w:p>
-    <w:bookmarkEnd w:id="37"/>
-    <w:bookmarkEnd w:id="38"/>
-    <w:bookmarkStart w:id="42" w:name="Xe564f20cf438ab13936d4e7cc4ceec5d88b7998"/>
+    <w:bookmarkEnd w:id="26"/>
+    <w:bookmarkEnd w:id="27"/>
+    <w:bookmarkStart w:id="31" w:name="Xe564f20cf438ab13936d4e7cc4ceec5d88b7998"/>
     <w:p>
       <w:pPr>
         <w:pStyle w:val="Heading2"/>
@@ -2601,7 +2601,7 @@
         <w:t xml:space="preserve">En v1, un utilisateur Enterprise peut utiliser la plateforme comme n'importe quel autre utilisateur :</w:t>
       </w:r>
     </w:p>
-    <w:bookmarkStart w:id="39" w:name="X55fbe3bf394f20cc4c51161271c96d95dfff534"/>
+    <w:bookmarkStart w:id="28" w:name="X55fbe3bf394f20cc4c51161271c96d95dfff534"/>
     <w:p>
       <w:pPr>
         <w:pStyle w:val="Heading3"/>
@@ -2658,8 +2658,8 @@
         <w:t xml:space="preserve">Décodage VIN pour identification précise</w:t>
       </w:r>
     </w:p>
-    <w:bookmarkEnd w:id="39"/>
-    <w:bookmarkStart w:id="40" w:name="X2826793aceb8224bd0813e8803bcf4da8383749"/>
+    <w:bookmarkEnd w:id="28"/>
+    <w:bookmarkStart w:id="29" w:name="X2826793aceb8224bd0813e8803bcf4da8383749"/>
     <w:p>
       <w:pPr>
         <w:pStyle w:val="Heading3"/>
@@ -2704,8 +2704,8 @@
         <w:t xml:space="preserve">Consulter l'historique des commandes personnelles</w:t>
       </w:r>
     </w:p>
-    <w:bookmarkEnd w:id="40"/>
-    <w:bookmarkStart w:id="41" w:name="Xed04f42d41b82b06204da12355c4fda1d14fef3"/>
+    <w:bookmarkEnd w:id="29"/>
+    <w:bookmarkStart w:id="30" w:name="Xed04f42d41b82b06204da12355c4fda1d14fef3"/>
     <w:p>
       <w:pPr>
         <w:pStyle w:val="Heading3"/>
@@ -2775,9 +2775,9 @@
         </w:pict>
       </w:r>
     </w:p>
-    <w:bookmarkEnd w:id="41"/>
-    <w:bookmarkEnd w:id="42"/>
-    <w:bookmarkStart w:id="46" w:name="X85c324723bc77233ce574ff4598f9ba8323c776"/>
+    <w:bookmarkEnd w:id="30"/>
+    <w:bookmarkEnd w:id="31"/>
+    <w:bookmarkStart w:id="35" w:name="X85c324723bc77233ce574ff4598f9ba8323c776"/>
     <w:p>
       <w:pPr>
         <w:pStyle w:val="Heading2"/>
@@ -2807,7 +2807,7 @@
         <w:t xml:space="preserve">.</w:t>
       </w:r>
     </w:p>
-    <w:bookmarkStart w:id="43" w:name="Xd567f60f7c4f896631014dcede47c295358b184"/>
+    <w:bookmarkStart w:id="32" w:name="Xd567f60f7c4f896631014dcede47c295358b184"/>
     <w:p>
       <w:pPr>
         <w:pStyle w:val="Heading3"/>
@@ -2998,8 +2998,8 @@
         <w:t xml:space="preserve">└─────────────────────────────────────────────────────────────┘</w:t>
       </w:r>
     </w:p>
-    <w:bookmarkEnd w:id="43"/>
-    <w:bookmarkStart w:id="44" w:name="Xb52d8626fccff32b16b4b1e8a0cb50531fc8a71"/>
+    <w:bookmarkEnd w:id="32"/>
+    <w:bookmarkStart w:id="33" w:name="Xb52d8626fccff32b16b4b1e8a0cb50531fc8a71"/>
     <w:p>
       <w:pPr>
         <w:pStyle w:val="Heading3"/>
@@ -3118,8 +3118,8 @@
         <w:t xml:space="preserve">Suivi en temps réel des livraisons avec ETA dynamique</w:t>
       </w:r>
     </w:p>
-    <w:bookmarkEnd w:id="44"/>
-    <w:bookmarkStart w:id="45" w:name="Xd7906783a3c1e015b15458fe43213e0c6d21d89"/>
+    <w:bookmarkEnd w:id="33"/>
+    <w:bookmarkStart w:id="34" w:name="Xd7906783a3c1e015b15458fe43213e0c6d21d89"/>
     <w:p>
       <w:pPr>
         <w:pStyle w:val="Heading3"/>
@@ -3179,9 +3179,9 @@
         </w:pict>
       </w:r>
     </w:p>
-    <w:bookmarkEnd w:id="45"/>
-    <w:bookmarkEnd w:id="46"/>
-    <w:bookmarkStart w:id="50" w:name="X6727005f4c9f7864b8e5f995a69f14d0ad75480"/>
+    <w:bookmarkEnd w:id="34"/>
+    <w:bookmarkEnd w:id="35"/>
+    <w:bookmarkStart w:id="39" w:name="X6727005f4c9f7864b8e5f995a69f14d0ad75480"/>
     <w:p>
       <w:pPr>
         <w:pStyle w:val="Heading2"/>
@@ -3227,7 +3227,7 @@
         <w:t xml:space="preserve">.</w:t>
       </w:r>
     </w:p>
-    <w:bookmarkStart w:id="47" w:name="X23de265d3c67fbc5086c4a3b0f65f0262119284"/>
+    <w:bookmarkStart w:id="36" w:name="X23de265d3c67fbc5086c4a3b0f65f0262119284"/>
     <w:p>
       <w:pPr>
         <w:pStyle w:val="Heading3"/>
@@ -3319,8 +3319,8 @@
         <w:t xml:space="preserve">└── Koffi (Mécanicien 3) — Rôle: MECHANIC, membre du tenant</w:t>
       </w:r>
     </w:p>
-    <w:bookmarkEnd w:id="47"/>
-    <w:bookmarkStart w:id="48" w:name="X167da0bb2789e2f1a50ad7c943bf534fe04221d"/>
+    <w:bookmarkEnd w:id="36"/>
+    <w:bookmarkStart w:id="37" w:name="X167da0bb2789e2f1a50ad7c943bf534fe04221d"/>
     <w:p>
       <w:pPr>
         <w:pStyle w:val="Heading3"/>
@@ -3387,8 +3387,8 @@
         <w:t xml:space="preserve">Acceptation/refus de l'invitation par le membre invité</w:t>
       </w:r>
     </w:p>
-    <w:bookmarkEnd w:id="48"/>
-    <w:bookmarkStart w:id="49" w:name="X561507a2a9eb5da1f5b60e666c6f3b4062569d1"/>
+    <w:bookmarkEnd w:id="37"/>
+    <w:bookmarkStart w:id="38" w:name="X561507a2a9eb5da1f5b60e666c6f3b4062569d1"/>
     <w:p>
       <w:pPr>
         <w:pStyle w:val="Heading3"/>
@@ -3466,9 +3466,9 @@
         </w:pict>
       </w:r>
     </w:p>
-    <w:bookmarkEnd w:id="49"/>
-    <w:bookmarkEnd w:id="50"/>
-    <w:bookmarkStart w:id="53" w:name="X529e04f7236528fbc8d8aaa6368e93724cd9a23"/>
+    <w:bookmarkEnd w:id="38"/>
+    <w:bookmarkEnd w:id="39"/>
+    <w:bookmarkStart w:id="42" w:name="X529e04f7236528fbc8d8aaa6368e93724cd9a23"/>
     <w:p>
       <w:pPr>
         <w:pStyle w:val="Heading2"/>
@@ -3477,7 +3477,7 @@
         <w:t xml:space="preserve">11. Vision Phase 2 : Workflow d'approbation</w:t>
       </w:r>
     </w:p>
-    <w:bookmarkStart w:id="51" w:name="X1924f940ccca91208be6188a102587295b9f378"/>
+    <w:bookmarkStart w:id="40" w:name="X1924f940ccca91208be6188a102587295b9f378"/>
     <w:p>
       <w:pPr>
         <w:pStyle w:val="Heading3"/>
@@ -3607,8 +3607,8 @@
         <w:t xml:space="preserve">Commande confirmée ◄──────────────┘◄────────────────────────┘</w:t>
       </w:r>
     </w:p>
-    <w:bookmarkEnd w:id="51"/>
-    <w:bookmarkStart w:id="52" w:name="X2364ef91bfced5fb05cb06197b682393347e1d2"/>
+    <w:bookmarkEnd w:id="40"/>
+    <w:bookmarkStart w:id="41" w:name="X2364ef91bfced5fb05cb06197b682393347e1d2"/>
     <w:p>
       <w:pPr>
         <w:pStyle w:val="Heading3"/>
@@ -3690,9 +3690,9 @@
         </w:pict>
       </w:r>
     </w:p>
-    <w:bookmarkEnd w:id="52"/>
-    <w:bookmarkEnd w:id="53"/>
-    <w:bookmarkStart w:id="56" w:name="Xea01595e47c5cc360980ce613c62646b26cda99"/>
+    <w:bookmarkEnd w:id="41"/>
+    <w:bookmarkEnd w:id="42"/>
+    <w:bookmarkStart w:id="45" w:name="Xea01595e47c5cc360980ce613c62646b26cda99"/>
     <w:p>
       <w:pPr>
         <w:pStyle w:val="Heading2"/>
@@ -3701,7 +3701,7 @@
         <w:t xml:space="preserve">12. Vision Phase 2 : Facturation consolidée</w:t>
       </w:r>
     </w:p>
-    <w:bookmarkStart w:id="54" w:name="Xbadc29e68e5a87c1cd8e4f1046e570cb3e62617"/>
+    <w:bookmarkStart w:id="43" w:name="Xbadc29e68e5a87c1cd8e4f1046e570cb3e62617"/>
     <w:p>
       <w:pPr>
         <w:pStyle w:val="Heading3"/>
@@ -3782,8 +3782,8 @@
         <w:t xml:space="preserve">Délai de paiement configurable (30/60 jours)</w:t>
       </w:r>
     </w:p>
-    <w:bookmarkEnd w:id="54"/>
-    <w:bookmarkStart w:id="55" w:name="X30b3d3afb7b086a183bd8e5e2501182bca76dd2"/>
+    <w:bookmarkEnd w:id="43"/>
+    <w:bookmarkStart w:id="44" w:name="X30b3d3afb7b086a183bd8e5e2501182bca76dd2"/>
     <w:p>
       <w:pPr>
         <w:pStyle w:val="Heading3"/>
@@ -3990,9 +3990,9 @@
         </w:pict>
       </w:r>
     </w:p>
-    <w:bookmarkEnd w:id="55"/>
-    <w:bookmarkEnd w:id="56"/>
-    <w:bookmarkStart w:id="59" w:name="Xf7c8f8cbe68791981a20f60eaac652010e63f81"/>
+    <w:bookmarkEnd w:id="44"/>
+    <w:bookmarkEnd w:id="45"/>
+    <w:bookmarkStart w:id="48" w:name="Xf7c8f8cbe68791981a20f60eaac652010e63f81"/>
     <w:p>
       <w:pPr>
         <w:pStyle w:val="Heading2"/>
@@ -4001,7 +4001,7 @@
         <w:t xml:space="preserve">13. Vision Phase 2 : Benchmark flotte</w:t>
       </w:r>
     </w:p>
-    <w:bookmarkStart w:id="57" w:name="X24cd7f912758b6eab6adc098d73c0d646e10bac"/>
+    <w:bookmarkStart w:id="46" w:name="X24cd7f912758b6eab6adc098d73c0d646e10bac"/>
     <w:p>
       <w:pPr>
         <w:pStyle w:val="Heading3"/>
@@ -4106,8 +4106,8 @@
         <w:t xml:space="preserve">Historique complet des pannes et réparations pour chaque véhicule</w:t>
       </w:r>
     </w:p>
-    <w:bookmarkEnd w:id="57"/>
-    <w:bookmarkStart w:id="58" w:name="X013557d026b1d524dc8ace5dbe97ce211bfd798"/>
+    <w:bookmarkEnd w:id="46"/>
+    <w:bookmarkStart w:id="47" w:name="X013557d026b1d524dc8ace5dbe97ce211bfd798"/>
     <w:p>
       <w:pPr>
         <w:pStyle w:val="Heading3"/>
@@ -4348,9 +4348,9 @@
         </w:pict>
       </w:r>
     </w:p>
-    <w:bookmarkEnd w:id="58"/>
-    <w:bookmarkEnd w:id="59"/>
-    <w:bookmarkStart w:id="62" w:name="Xb0b294f944b6bc78f50d9f17aea2170c585c4c8"/>
+    <w:bookmarkEnd w:id="47"/>
+    <w:bookmarkEnd w:id="48"/>
+    <w:bookmarkStart w:id="51" w:name="Xb0b294f944b6bc78f50d9f17aea2170c585c4c8"/>
     <w:p>
       <w:pPr>
         <w:pStyle w:val="Heading2"/>
@@ -4359,7 +4359,7 @@
         <w:t xml:space="preserve">14. Architecture technique prévue</w:t>
       </w:r>
     </w:p>
-    <w:bookmarkStart w:id="60" w:name="X7565eca9b820f7126c4056cb50b460da648245a"/>
+    <w:bookmarkStart w:id="49" w:name="X7565eca9b820f7126c4056cb50b460da648245a"/>
     <w:p>
       <w:pPr>
         <w:pStyle w:val="Heading3"/>
@@ -4717,8 +4717,8 @@
         <w:t xml:space="preserve">}</w:t>
       </w:r>
     </w:p>
-    <w:bookmarkEnd w:id="60"/>
-    <w:bookmarkStart w:id="61" w:name="Xe3be7271e304dd9b5a5862e7ac0ad3e7ff12fc1"/>
+    <w:bookmarkEnd w:id="49"/>
+    <w:bookmarkStart w:id="50" w:name="Xe3be7271e304dd9b5a5862e7ac0ad3e7ff12fc1"/>
     <w:p>
       <w:pPr>
         <w:pStyle w:val="Heading3"/>
@@ -5164,9 +5164,9 @@
         </w:pict>
       </w:r>
     </w:p>
-    <w:bookmarkEnd w:id="61"/>
-    <w:bookmarkEnd w:id="62"/>
-    <w:bookmarkStart w:id="66" w:name="Xf74daa9ebfaa747b1ee0e30376966dfba0f95e7"/>
+    <w:bookmarkEnd w:id="50"/>
+    <w:bookmarkEnd w:id="51"/>
+    <w:bookmarkStart w:id="55" w:name="Xf74daa9ebfaa747b1ee0e30376966dfba0f95e7"/>
     <w:p>
       <w:pPr>
         <w:pStyle w:val="Heading2"/>
@@ -5183,7 +5183,7 @@
         <w:t xml:space="preserve">Les exigences fonctionnelles du PRD liées au rôle Enterprise :</w:t>
       </w:r>
     </w:p>
-    <w:bookmarkStart w:id="63" w:name="fr28--dashboard-flotte"/>
+    <w:bookmarkStart w:id="52" w:name="fr28--dashboard-flotte"/>
     <w:p>
       <w:pPr>
         <w:pStyle w:val="Heading3"/>
@@ -5286,8 +5286,8 @@
         <w:t xml:space="preserve">Export des données</w:t>
       </w:r>
     </w:p>
-    <w:bookmarkEnd w:id="63"/>
-    <w:bookmarkStart w:id="64" w:name="fr32--gestion-des-membres-tenant"/>
+    <w:bookmarkEnd w:id="52"/>
+    <w:bookmarkStart w:id="53" w:name="fr32--gestion-des-membres-tenant"/>
     <w:p>
       <w:pPr>
         <w:pStyle w:val="Heading3"/>
@@ -5390,8 +5390,8 @@
         <w:t xml:space="preserve">Révocation possible par l'admin</w:t>
       </w:r>
     </w:p>
-    <w:bookmarkEnd w:id="64"/>
-    <w:bookmarkStart w:id="65" w:name="fr33--contrainte-tenant-unique"/>
+    <w:bookmarkEnd w:id="53"/>
+    <w:bookmarkStart w:id="54" w:name="fr33--contrainte-tenant-unique"/>
     <w:p>
       <w:pPr>
         <w:pStyle w:val="Heading3"/>
@@ -5489,9 +5489,9 @@
         </w:pict>
       </w:r>
     </w:p>
-    <w:bookmarkEnd w:id="65"/>
-    <w:bookmarkEnd w:id="66"/>
-    <w:bookmarkStart w:id="75" w:name="X6537d34c2be4156bd727c70260af19373ec934d"/>
+    <w:bookmarkEnd w:id="54"/>
+    <w:bookmarkEnd w:id="55"/>
+    <w:bookmarkStart w:id="64" w:name="X6537d34c2be4156bd727c70260af19373ec934d"/>
     <w:p>
       <w:pPr>
         <w:pStyle w:val="Heading2"/>
@@ -5500,7 +5500,7 @@
         <w:t xml:space="preserve">16. FAQ entreprise</w:t>
       </w:r>
     </w:p>
-    <w:bookmarkStart w:id="67" w:name="q--comment-obtenir-le-rôle-enterprise-"/>
+    <w:bookmarkStart w:id="56" w:name="q--comment-obtenir-le-rôle-enterprise-"/>
     <w:p>
       <w:pPr>
         <w:pStyle w:val="Heading3"/>
@@ -5540,8 +5540,8 @@
         <w:t xml:space="preserve">.</w:t>
       </w:r>
     </w:p>
-    <w:bookmarkEnd w:id="67"/>
-    <w:bookmarkStart w:id="68" w:name="Xd11bf867aedbb2a9a126ff5de6e619982aa7130"/>
+    <w:bookmarkEnd w:id="56"/>
+    <w:bookmarkStart w:id="57" w:name="Xd11bf867aedbb2a9a126ff5de6e619982aa7130"/>
     <w:p>
       <w:pPr>
         <w:pStyle w:val="Heading3"/>
@@ -5568,8 +5568,8 @@
         <w:t xml:space="preserve">Oui. Vos mécaniciens peuvent utiliser Pièces individuellement dès aujourd'hui. Le rôle Enterprise en v1 est une structure préparatoire — vos commandes seront passées de manière individuelle par chaque mécanicien. La consolidation au niveau flotte arrivera en Phase 2.</w:t>
       </w:r>
     </w:p>
-    <w:bookmarkEnd w:id="68"/>
-    <w:bookmarkStart w:id="69" w:name="Xd092f1cb40ed9e68452f47c79ce24d9f2d34cce"/>
+    <w:bookmarkEnd w:id="57"/>
+    <w:bookmarkStart w:id="58" w:name="Xd092f1cb40ed9e68452f47c79ce24d9f2d34cce"/>
     <w:p>
       <w:pPr>
         <w:pStyle w:val="Heading3"/>
@@ -5612,8 +5612,8 @@
         <w:t xml:space="preserve">de Pièces. Aucune date précise n'a été communiquée.</w:t>
       </w:r>
     </w:p>
-    <w:bookmarkEnd w:id="69"/>
-    <w:bookmarkStart w:id="70" w:name="Xf752d6d602be115f7b1632a8a7edd1a8e7bd76a"/>
+    <w:bookmarkEnd w:id="58"/>
+    <w:bookmarkStart w:id="59" w:name="Xf752d6d602be115f7b1632a8a7edd1a8e7bd76a"/>
     <w:p>
       <w:pPr>
         <w:pStyle w:val="Heading3"/>
@@ -5640,8 +5640,8 @@
         <w:t xml:space="preserve">Non. Lorsqu'un mécanicien rejoint votre espace Enterprise en Phase 2, son historique personnel de commandes est conservé. Seules les nouvelles commandes seront visibles dans le dashboard flotte.</w:t>
       </w:r>
     </w:p>
-    <w:bookmarkEnd w:id="70"/>
-    <w:bookmarkStart w:id="71" w:name="Xa5a974055d6b7182f3a4ddd6da04b54343ced8b"/>
+    <w:bookmarkEnd w:id="59"/>
+    <w:bookmarkStart w:id="60" w:name="Xa5a974055d6b7182f3a4ddd6da04b54343ced8b"/>
     <w:p>
       <w:pPr>
         <w:pStyle w:val="Heading3"/>
@@ -5668,8 +5668,8 @@
         <w:t xml:space="preserve">Aucune limite technique n'est prévue en Phase 2. La tarification pourra varier selon la taille de la flotte (nombre de véhicules et de membres actifs).</w:t>
       </w:r>
     </w:p>
-    <w:bookmarkEnd w:id="71"/>
-    <w:bookmarkStart w:id="72" w:name="q--le-paiement-groupé-est-il-disponible-"/>
+    <w:bookmarkEnd w:id="60"/>
+    <w:bookmarkStart w:id="61" w:name="q--le-paiement-groupé-est-il-disponible-"/>
     <w:p>
       <w:pPr>
         <w:pStyle w:val="Heading3"/>
@@ -5696,8 +5696,8 @@
         <w:t xml:space="preserve">Pas en v1. Chaque commande est payée individuellement (Orange Money, MTN, Wave ou espèces). La facturation mensuelle consolidée est prévue pour la Phase 2.</w:t>
       </w:r>
     </w:p>
-    <w:bookmarkEnd w:id="72"/>
-    <w:bookmarkStart w:id="73" w:name="X9c20186e64bec75933d4ab72e512454fce405db"/>
+    <w:bookmarkEnd w:id="61"/>
+    <w:bookmarkStart w:id="62" w:name="X9c20186e64bec75933d4ab72e512454fce405db"/>
     <w:p>
       <w:pPr>
         <w:pStyle w:val="Heading3"/>
@@ -5724,8 +5724,8 @@
         <w:t xml:space="preserve">En v1, le système escrow fonctionne de la même manière que pour les autres utilisateurs : les fonds sont bloqués (HELD) jusqu'à la livraison, puis libérés automatiquement après 48h. En Phase 2, un processus de vérification supplémentaire sera ajouté pour les commandes à approbation.</w:t>
       </w:r>
     </w:p>
-    <w:bookmarkEnd w:id="73"/>
-    <w:bookmarkStart w:id="74" w:name="Xd4f28baa8aa594db0b1120df01349396a609515"/>
+    <w:bookmarkEnd w:id="62"/>
+    <w:bookmarkStart w:id="63" w:name="Xd4f28baa8aa594db0b1120df01349396a609515"/>
     <w:p>
       <w:pPr>
         <w:pStyle w:val="Heading3"/>
@@ -5759,9 +5759,9 @@
         </w:pict>
       </w:r>
     </w:p>
-    <w:bookmarkEnd w:id="74"/>
-    <w:bookmarkEnd w:id="75"/>
-    <w:bookmarkStart w:id="76" w:name="référence-rapide"/>
+    <w:bookmarkEnd w:id="63"/>
+    <w:bookmarkEnd w:id="64"/>
+    <w:bookmarkStart w:id="65" w:name="référence-rapide"/>
     <w:p>
       <w:pPr>
         <w:pStyle w:val="Heading2"/>
@@ -6066,9 +6066,13 @@
         </w:tc>
       </w:tr>
     </w:tbl>
-    <w:bookmarkEnd w:id="76"/>
-    <w:bookmarkEnd w:id="77"/>
-    <w:sectPr/>
+    <w:bookmarkEnd w:id="65"/>
+    <w:bookmarkEnd w:id="66"/>
+    <w:sectPr>
+      <w:footnotePr>
+        <w:numRestart w:val="eachSect"/>
+      </w:footnotePr>
+    </w:sectPr>
   </w:body>
 </w:document>
 </file>
@@ -6505,10 +6509,10 @@
   <w:docDefaults>
     <w:rPrDefault>
       <w:rPr>
-        <w:rFonts w:asciiTheme="minorHAnsi" w:cstheme="minorBidi" w:eastAsiaTheme="minorHAnsi" w:hAnsiTheme="minorHAnsi"/>
+        <w:rFonts w:asciiTheme="minorHAnsi" w:cstheme="minorBidi" w:eastAsiaTheme="minorEastAsia" w:hAnsiTheme="minorHAnsi"/>
         <w:sz w:val="24"/>
         <w:szCs w:val="24"/>
-        <w:lang w:bidi="ar-SA" w:eastAsia="en-US" w:val="en-US"/>
+        <w:lang w:bidi="ar-SA" w:eastAsia="zh-CN" w:val="en-US"/>
       </w:rPr>
     </w:rPrDefault>
     <w:pPrDefault>
@@ -6560,8 +6564,6 @@
     </w:pPr>
     <w:rPr>
       <w:rFonts w:asciiTheme="majorHAnsi" w:cstheme="majorBidi" w:eastAsiaTheme="majorEastAsia" w:hAnsiTheme="majorHAnsi"/>
-      <w:spacing w:val="-10"/>
-      <w:kern w:val="28"/>
       <w:sz w:val="56"/>
       <w:szCs w:val="56"/>
     </w:rPr>
@@ -6574,8 +6576,6 @@
     <w:rsid w:val="00A10FD9"/>
     <w:rPr>
       <w:rFonts w:asciiTheme="majorHAnsi" w:cstheme="majorBidi" w:eastAsiaTheme="majorEastAsia" w:hAnsiTheme="majorHAnsi"/>
-      <w:spacing w:val="-10"/>
-      <w:kern w:val="28"/>
       <w:sz w:val="56"/>
       <w:szCs w:val="56"/>
     </w:rPr>
@@ -6616,23 +6616,31 @@
   </w:style>
   <w:style w:customStyle="1" w:styleId="Author" w:type="paragraph">
     <w:name w:val="Author"/>
+    <w:basedOn w:val="Title"/>
     <w:next w:val="BodyText"/>
     <w:qFormat/>
     <w:pPr>
       <w:keepNext/>
       <w:keepLines/>
-      <w:jc w:val="center"/>
     </w:pPr>
+    <w:rPr>
+      <w:sz w:val="24"/>
+      <w:szCs w:val="24"/>
+    </w:rPr>
   </w:style>
   <w:style w:styleId="Date" w:type="paragraph">
     <w:name w:val="Date"/>
+    <w:basedOn w:val="Title"/>
     <w:next w:val="BodyText"/>
     <w:qFormat/>
     <w:pPr>
       <w:keepNext/>
       <w:keepLines/>
-      <w:jc w:val="center"/>
     </w:pPr>
+    <w:rPr>
+      <w:sz w:val="24"/>
+      <w:szCs w:val="24"/>
+    </w:rPr>
   </w:style>
   <w:style w:customStyle="1" w:styleId="AbstractTitle" w:type="paragraph">
     <w:name w:val="Abstract Title"/>
@@ -7045,13 +7053,6 @@
       </w:tblCellMar>
     </w:tblPr>
     <w:tblStylePr w:type="firstRow">
-      <w:tblPr>
-        <w:jc w:val="left"/>
-        <w:tblInd w:type="dxa" w:w="0"/>
-      </w:tblPr>
-      <w:trPr>
-        <w:jc w:val="left"/>
-      </w:trPr>
       <w:tcPr>
         <w:tcBorders>
           <w:bottom w:val="single"/>

--- a/docs/deep-dive-manuel-entreprise.docx
+++ b/docs/deep-dive-manuel-entreprise.docx
@@ -2,7 +2,7 @@
 <file path=word/document.xml><?xml version="1.0" encoding="utf-8"?>
 <w:document xmlns:w="http://schemas.openxmlformats.org/wordprocessingml/2006/main" xmlns:m="http://schemas.openxmlformats.org/officeDocument/2006/math" xmlns:r="http://schemas.openxmlformats.org/officeDocument/2006/relationships" xmlns:o="urn:schemas-microsoft-com:office:office" xmlns:v="urn:schemas-microsoft-com:vml" xmlns:w10="urn:schemas-microsoft-com:office:word" xmlns:a="http://schemas.openxmlformats.org/drawingml/2006/main" xmlns:pic="http://schemas.openxmlformats.org/drawingml/2006/picture" xmlns:wp="http://schemas.openxmlformats.org/drawingml/2006/wordprocessingDrawing">
   <w:body>
-    <w:bookmarkStart w:id="66" w:name="Xfd20f22afb4f4b7072872bf56328337f38b119b"/>
+    <w:bookmarkStart w:id="77" w:name="Xfd20f22afb4f4b7072872bf56328337f38b119b"/>
     <w:p>
       <w:pPr>
         <w:pStyle w:val="Heading1"/>
@@ -84,7 +84,7 @@
         </w:pict>
       </w:r>
     </w:p>
-    <w:bookmarkStart w:id="9" w:name="table-des-matières"/>
+    <w:bookmarkStart w:id="20" w:name="table-des-matières"/>
     <w:p>
       <w:pPr>
         <w:pStyle w:val="Heading2"/>
@@ -372,8 +372,8 @@
         </w:pict>
       </w:r>
     </w:p>
-    <w:bookmarkEnd w:id="9"/>
-    <w:bookmarkStart w:id="10" w:name="Xe6b26e8148b9eff1db9e5d17e9d00757397f260"/>
+    <w:bookmarkEnd w:id="20"/>
+    <w:bookmarkStart w:id="21" w:name="Xe6b26e8148b9eff1db9e5d17e9d00757397f260"/>
     <w:p>
       <w:pPr>
         <w:pStyle w:val="Heading2"/>
@@ -585,8 +585,8 @@
         </w:pict>
       </w:r>
     </w:p>
-    <w:bookmarkEnd w:id="10"/>
-    <w:bookmarkStart w:id="12" w:name="Xf7d8a29b237729e2a8c98411ca768fd2b2b67ed"/>
+    <w:bookmarkEnd w:id="21"/>
+    <w:bookmarkStart w:id="23" w:name="Xf7d8a29b237729e2a8c98411ca768fd2b2b67ed"/>
     <w:p>
       <w:pPr>
         <w:pStyle w:val="Heading2"/>
@@ -729,7 +729,7 @@
         <w:t xml:space="preserve">Réduire les temps d'immobilisation et optimiser les coûts de maintenance</w:t>
       </w:r>
     </w:p>
-    <w:bookmarkStart w:id="11" w:name="journey-type-dadjoua"/>
+    <w:bookmarkStart w:id="22" w:name="journey-type-dadjoua"/>
     <w:p>
       <w:pPr>
         <w:pStyle w:val="Heading3"/>
@@ -921,9 +921,9 @@
         </w:pict>
       </w:r>
     </w:p>
-    <w:bookmarkEnd w:id="11"/>
-    <w:bookmarkEnd w:id="12"/>
-    <w:bookmarkStart w:id="15" w:name="Xc2836225385a2f2744370562ffd28141d1bffdd"/>
+    <w:bookmarkEnd w:id="22"/>
+    <w:bookmarkEnd w:id="23"/>
+    <w:bookmarkStart w:id="26" w:name="Xc2836225385a2f2744370562ffd28141d1bffdd"/>
     <w:p>
       <w:pPr>
         <w:pStyle w:val="Heading2"/>
@@ -932,7 +932,7 @@
         <w:t xml:space="preserve">3. État actuel de l'implémentation (v1)</w:t>
       </w:r>
     </w:p>
-    <w:bookmarkStart w:id="13" w:name="ce-qui-est-implémenté"/>
+    <w:bookmarkStart w:id="24" w:name="ce-qui-est-implémenté"/>
     <w:p>
       <w:pPr>
         <w:pStyle w:val="Heading3"/>
@@ -1267,8 +1267,8 @@
         </w:tc>
       </w:tr>
     </w:tbl>
-    <w:bookmarkEnd w:id="13"/>
-    <w:bookmarkStart w:id="14" w:name="ce-qui-est-planifié-phase-2"/>
+    <w:bookmarkEnd w:id="24"/>
+    <w:bookmarkStart w:id="25" w:name="ce-qui-est-planifié-phase-2"/>
     <w:p>
       <w:pPr>
         <w:pStyle w:val="Heading3"/>
@@ -1544,9 +1544,9 @@
         </w:pict>
       </w:r>
     </w:p>
-    <w:bookmarkEnd w:id="14"/>
-    <w:bookmarkEnd w:id="15"/>
-    <w:bookmarkStart w:id="18" w:name="X9f423d990fa3a06f909e919277de92d6afb7786"/>
+    <w:bookmarkEnd w:id="25"/>
+    <w:bookmarkEnd w:id="26"/>
+    <w:bookmarkStart w:id="29" w:name="X9f423d990fa3a06f909e919277de92d6afb7786"/>
     <w:p>
       <w:pPr>
         <w:pStyle w:val="Heading2"/>
@@ -1555,7 +1555,7 @@
         <w:t xml:space="preserve">4. Accès et connexion</w:t>
       </w:r>
     </w:p>
-    <w:bookmarkStart w:id="16" w:name="X1a4f42b5b3881bcd2f573a80d82060c29bb27f2"/>
+    <w:bookmarkStart w:id="27" w:name="X1a4f42b5b3881bcd2f573a80d82060c29bb27f2"/>
     <w:p>
       <w:pPr>
         <w:pStyle w:val="Heading3"/>
@@ -1647,8 +1647,8 @@
         <w:t xml:space="preserve">Le rôle ENTERPRISE est attribué par un administrateur de la plateforme. Après votre inscription initiale (rôle MECHANIC par défaut), contactez le support Pièces pour demander l'activation du rôle Enterprise.</w:t>
       </w:r>
     </w:p>
-    <w:bookmarkEnd w:id="16"/>
-    <w:bookmarkStart w:id="17" w:name="X3be602c77690a46a815bc56e1e2275673fb3a65"/>
+    <w:bookmarkEnd w:id="27"/>
+    <w:bookmarkStart w:id="28" w:name="X3be602c77690a46a815bc56e1e2275673fb3a65"/>
     <w:p>
       <w:pPr>
         <w:pStyle w:val="Heading3"/>
@@ -1730,9 +1730,9 @@
         </w:pict>
       </w:r>
     </w:p>
-    <w:bookmarkEnd w:id="17"/>
-    <w:bookmarkEnd w:id="18"/>
-    <w:bookmarkStart w:id="21" w:name="Xb3d4d8cad67bb1b771fa71b0d959ceeaa6564f6"/>
+    <w:bookmarkEnd w:id="28"/>
+    <w:bookmarkEnd w:id="29"/>
+    <w:bookmarkStart w:id="32" w:name="Xb3d4d8cad67bb1b771fa71b0d959ceeaa6564f6"/>
     <w:p>
       <w:pPr>
         <w:pStyle w:val="Heading2"/>
@@ -1765,7 +1765,7 @@
         <w:t xml:space="preserve">relative à la protection des données à caractère personnel en Côte d'Ivoire, vous devez donner votre consentement explicite avant d'utiliser la plateforme.</w:t>
       </w:r>
     </w:p>
-    <w:bookmarkStart w:id="19" w:name="ce-que-vous-acceptez"/>
+    <w:bookmarkStart w:id="30" w:name="ce-que-vous-acceptez"/>
     <w:p>
       <w:pPr>
         <w:pStyle w:val="Heading3"/>
@@ -1822,8 +1822,8 @@
         <w:t xml:space="preserve">Partage limité avec les vendeurs et livreurs pour l'exécution des commandes</w:t>
       </w:r>
     </w:p>
-    <w:bookmarkEnd w:id="19"/>
-    <w:bookmarkStart w:id="20" w:name="vos-droits"/>
+    <w:bookmarkEnd w:id="30"/>
+    <w:bookmarkStart w:id="31" w:name="vos-droits"/>
     <w:p>
       <w:pPr>
         <w:pStyle w:val="Heading3"/>
@@ -1935,9 +1935,9 @@
         </w:pict>
       </w:r>
     </w:p>
-    <w:bookmarkEnd w:id="20"/>
-    <w:bookmarkEnd w:id="21"/>
-    <w:bookmarkStart w:id="25" w:name="Xa135ee3a6881d645fc5cfa76d046130891d3858"/>
+    <w:bookmarkEnd w:id="31"/>
+    <w:bookmarkEnd w:id="32"/>
+    <w:bookmarkStart w:id="36" w:name="Xa135ee3a6881d645fc5cfa76d046130891d3858"/>
     <w:p>
       <w:pPr>
         <w:pStyle w:val="Heading2"/>
@@ -1946,7 +1946,7 @@
         <w:t xml:space="preserve">6. Le rôle ENTERPRISE dans le système</w:t>
       </w:r>
     </w:p>
-    <w:bookmarkStart w:id="22" w:name="X254a5b92f1182eb0a9a9ad81adc2da9c1c7771f"/>
+    <w:bookmarkStart w:id="33" w:name="X254a5b92f1182eb0a9a9ad81adc2da9c1c7771f"/>
     <w:p>
       <w:pPr>
         <w:pStyle w:val="Heading3"/>
@@ -2084,8 +2084,8 @@
         <w:t xml:space="preserve">(stub en v1)</w:t>
       </w:r>
     </w:p>
-    <w:bookmarkEnd w:id="22"/>
-    <w:bookmarkStart w:id="23" w:name="X12e7fb65fe31461339ca57aeddd30af942f22af"/>
+    <w:bookmarkEnd w:id="33"/>
+    <w:bookmarkStart w:id="34" w:name="X12e7fb65fe31461339ca57aeddd30af942f22af"/>
     <w:p>
       <w:pPr>
         <w:pStyle w:val="Heading3"/>
@@ -2187,8 +2187,8 @@
         <w:t xml:space="preserve">: Gérer la flotte ET payer des commandes</w:t>
       </w:r>
     </w:p>
-    <w:bookmarkEnd w:id="23"/>
-    <w:bookmarkStart w:id="24" w:name="X19700069cb8d8beb983675e2e248030c5f557c3"/>
+    <w:bookmarkEnd w:id="34"/>
+    <w:bookmarkStart w:id="35" w:name="X19700069cb8d8beb983675e2e248030c5f557c3"/>
     <w:p>
       <w:pPr>
         <w:pStyle w:val="Heading3"/>
@@ -2228,9 +2228,9 @@
         </w:pict>
       </w:r>
     </w:p>
-    <w:bookmarkEnd w:id="24"/>
-    <w:bookmarkEnd w:id="25"/>
-    <w:bookmarkStart w:id="27" w:name="X28c9b344fd92f1099f1182917a4601a9a515335"/>
+    <w:bookmarkEnd w:id="35"/>
+    <w:bookmarkEnd w:id="36"/>
+    <w:bookmarkStart w:id="38" w:name="X28c9b344fd92f1099f1182917a4601a9a515335"/>
     <w:p>
       <w:pPr>
         <w:pStyle w:val="Heading2"/>
@@ -2239,7 +2239,7 @@
         <w:t xml:space="preserve">7. Endpoint API disponible</w:t>
       </w:r>
     </w:p>
-    <w:bookmarkStart w:id="26" w:name="get-adminenterprisemembers"/>
+    <w:bookmarkStart w:id="37" w:name="get-adminenterprisemembers"/>
     <w:p>
       <w:pPr>
         <w:pStyle w:val="Heading3"/>
@@ -2582,9 +2582,9 @@
         </w:pict>
       </w:r>
     </w:p>
-    <w:bookmarkEnd w:id="26"/>
-    <w:bookmarkEnd w:id="27"/>
-    <w:bookmarkStart w:id="31" w:name="Xe564f20cf438ab13936d4e7cc4ceec5d88b7998"/>
+    <w:bookmarkEnd w:id="37"/>
+    <w:bookmarkEnd w:id="38"/>
+    <w:bookmarkStart w:id="42" w:name="Xe564f20cf438ab13936d4e7cc4ceec5d88b7998"/>
     <w:p>
       <w:pPr>
         <w:pStyle w:val="Heading2"/>
@@ -2601,7 +2601,7 @@
         <w:t xml:space="preserve">En v1, un utilisateur Enterprise peut utiliser la plateforme comme n'importe quel autre utilisateur :</w:t>
       </w:r>
     </w:p>
-    <w:bookmarkStart w:id="28" w:name="X55fbe3bf394f20cc4c51161271c96d95dfff534"/>
+    <w:bookmarkStart w:id="39" w:name="X55fbe3bf394f20cc4c51161271c96d95dfff534"/>
     <w:p>
       <w:pPr>
         <w:pStyle w:val="Heading3"/>
@@ -2658,8 +2658,8 @@
         <w:t xml:space="preserve">Décodage VIN pour identification précise</w:t>
       </w:r>
     </w:p>
-    <w:bookmarkEnd w:id="28"/>
-    <w:bookmarkStart w:id="29" w:name="X2826793aceb8224bd0813e8803bcf4da8383749"/>
+    <w:bookmarkEnd w:id="39"/>
+    <w:bookmarkStart w:id="40" w:name="X2826793aceb8224bd0813e8803bcf4da8383749"/>
     <w:p>
       <w:pPr>
         <w:pStyle w:val="Heading3"/>
@@ -2704,8 +2704,8 @@
         <w:t xml:space="preserve">Consulter l'historique des commandes personnelles</w:t>
       </w:r>
     </w:p>
-    <w:bookmarkEnd w:id="29"/>
-    <w:bookmarkStart w:id="30" w:name="Xed04f42d41b82b06204da12355c4fda1d14fef3"/>
+    <w:bookmarkEnd w:id="40"/>
+    <w:bookmarkStart w:id="41" w:name="Xed04f42d41b82b06204da12355c4fda1d14fef3"/>
     <w:p>
       <w:pPr>
         <w:pStyle w:val="Heading3"/>
@@ -2775,9 +2775,9 @@
         </w:pict>
       </w:r>
     </w:p>
-    <w:bookmarkEnd w:id="30"/>
-    <w:bookmarkEnd w:id="31"/>
-    <w:bookmarkStart w:id="35" w:name="X85c324723bc77233ce574ff4598f9ba8323c776"/>
+    <w:bookmarkEnd w:id="41"/>
+    <w:bookmarkEnd w:id="42"/>
+    <w:bookmarkStart w:id="46" w:name="X85c324723bc77233ce574ff4598f9ba8323c776"/>
     <w:p>
       <w:pPr>
         <w:pStyle w:val="Heading2"/>
@@ -2807,7 +2807,7 @@
         <w:t xml:space="preserve">.</w:t>
       </w:r>
     </w:p>
-    <w:bookmarkStart w:id="32" w:name="Xd567f60f7c4f896631014dcede47c295358b184"/>
+    <w:bookmarkStart w:id="43" w:name="Xd567f60f7c4f896631014dcede47c295358b184"/>
     <w:p>
       <w:pPr>
         <w:pStyle w:val="Heading3"/>
@@ -2998,8 +2998,8 @@
         <w:t xml:space="preserve">└─────────────────────────────────────────────────────────────┘</w:t>
       </w:r>
     </w:p>
-    <w:bookmarkEnd w:id="32"/>
-    <w:bookmarkStart w:id="33" w:name="Xb52d8626fccff32b16b4b1e8a0cb50531fc8a71"/>
+    <w:bookmarkEnd w:id="43"/>
+    <w:bookmarkStart w:id="44" w:name="Xb52d8626fccff32b16b4b1e8a0cb50531fc8a71"/>
     <w:p>
       <w:pPr>
         <w:pStyle w:val="Heading3"/>
@@ -3118,8 +3118,8 @@
         <w:t xml:space="preserve">Suivi en temps réel des livraisons avec ETA dynamique</w:t>
       </w:r>
     </w:p>
-    <w:bookmarkEnd w:id="33"/>
-    <w:bookmarkStart w:id="34" w:name="Xd7906783a3c1e015b15458fe43213e0c6d21d89"/>
+    <w:bookmarkEnd w:id="44"/>
+    <w:bookmarkStart w:id="45" w:name="Xd7906783a3c1e015b15458fe43213e0c6d21d89"/>
     <w:p>
       <w:pPr>
         <w:pStyle w:val="Heading3"/>
@@ -3179,9 +3179,9 @@
         </w:pict>
       </w:r>
     </w:p>
-    <w:bookmarkEnd w:id="34"/>
-    <w:bookmarkEnd w:id="35"/>
-    <w:bookmarkStart w:id="39" w:name="X6727005f4c9f7864b8e5f995a69f14d0ad75480"/>
+    <w:bookmarkEnd w:id="45"/>
+    <w:bookmarkEnd w:id="46"/>
+    <w:bookmarkStart w:id="50" w:name="X6727005f4c9f7864b8e5f995a69f14d0ad75480"/>
     <w:p>
       <w:pPr>
         <w:pStyle w:val="Heading2"/>
@@ -3227,7 +3227,7 @@
         <w:t xml:space="preserve">.</w:t>
       </w:r>
     </w:p>
-    <w:bookmarkStart w:id="36" w:name="X23de265d3c67fbc5086c4a3b0f65f0262119284"/>
+    <w:bookmarkStart w:id="47" w:name="X23de265d3c67fbc5086c4a3b0f65f0262119284"/>
     <w:p>
       <w:pPr>
         <w:pStyle w:val="Heading3"/>
@@ -3319,8 +3319,8 @@
         <w:t xml:space="preserve">└── Koffi (Mécanicien 3) — Rôle: MECHANIC, membre du tenant</w:t>
       </w:r>
     </w:p>
-    <w:bookmarkEnd w:id="36"/>
-    <w:bookmarkStart w:id="37" w:name="X167da0bb2789e2f1a50ad7c943bf534fe04221d"/>
+    <w:bookmarkEnd w:id="47"/>
+    <w:bookmarkStart w:id="48" w:name="X167da0bb2789e2f1a50ad7c943bf534fe04221d"/>
     <w:p>
       <w:pPr>
         <w:pStyle w:val="Heading3"/>
@@ -3387,8 +3387,8 @@
         <w:t xml:space="preserve">Acceptation/refus de l'invitation par le membre invité</w:t>
       </w:r>
     </w:p>
-    <w:bookmarkEnd w:id="37"/>
-    <w:bookmarkStart w:id="38" w:name="X561507a2a9eb5da1f5b60e666c6f3b4062569d1"/>
+    <w:bookmarkEnd w:id="48"/>
+    <w:bookmarkStart w:id="49" w:name="X561507a2a9eb5da1f5b60e666c6f3b4062569d1"/>
     <w:p>
       <w:pPr>
         <w:pStyle w:val="Heading3"/>
@@ -3466,9 +3466,9 @@
         </w:pict>
       </w:r>
     </w:p>
-    <w:bookmarkEnd w:id="38"/>
-    <w:bookmarkEnd w:id="39"/>
-    <w:bookmarkStart w:id="42" w:name="X529e04f7236528fbc8d8aaa6368e93724cd9a23"/>
+    <w:bookmarkEnd w:id="49"/>
+    <w:bookmarkEnd w:id="50"/>
+    <w:bookmarkStart w:id="53" w:name="X529e04f7236528fbc8d8aaa6368e93724cd9a23"/>
     <w:p>
       <w:pPr>
         <w:pStyle w:val="Heading2"/>
@@ -3477,7 +3477,7 @@
         <w:t xml:space="preserve">11. Vision Phase 2 : Workflow d'approbation</w:t>
       </w:r>
     </w:p>
-    <w:bookmarkStart w:id="40" w:name="X1924f940ccca91208be6188a102587295b9f378"/>
+    <w:bookmarkStart w:id="51" w:name="X1924f940ccca91208be6188a102587295b9f378"/>
     <w:p>
       <w:pPr>
         <w:pStyle w:val="Heading3"/>
@@ -3607,8 +3607,8 @@
         <w:t xml:space="preserve">Commande confirmée ◄──────────────┘◄────────────────────────┘</w:t>
       </w:r>
     </w:p>
-    <w:bookmarkEnd w:id="40"/>
-    <w:bookmarkStart w:id="41" w:name="X2364ef91bfced5fb05cb06197b682393347e1d2"/>
+    <w:bookmarkEnd w:id="51"/>
+    <w:bookmarkStart w:id="52" w:name="X2364ef91bfced5fb05cb06197b682393347e1d2"/>
     <w:p>
       <w:pPr>
         <w:pStyle w:val="Heading3"/>
@@ -3690,9 +3690,9 @@
         </w:pict>
       </w:r>
     </w:p>
-    <w:bookmarkEnd w:id="41"/>
-    <w:bookmarkEnd w:id="42"/>
-    <w:bookmarkStart w:id="45" w:name="Xea01595e47c5cc360980ce613c62646b26cda99"/>
+    <w:bookmarkEnd w:id="52"/>
+    <w:bookmarkEnd w:id="53"/>
+    <w:bookmarkStart w:id="56" w:name="Xea01595e47c5cc360980ce613c62646b26cda99"/>
     <w:p>
       <w:pPr>
         <w:pStyle w:val="Heading2"/>
@@ -3701,7 +3701,7 @@
         <w:t xml:space="preserve">12. Vision Phase 2 : Facturation consolidée</w:t>
       </w:r>
     </w:p>
-    <w:bookmarkStart w:id="43" w:name="Xbadc29e68e5a87c1cd8e4f1046e570cb3e62617"/>
+    <w:bookmarkStart w:id="54" w:name="Xbadc29e68e5a87c1cd8e4f1046e570cb3e62617"/>
     <w:p>
       <w:pPr>
         <w:pStyle w:val="Heading3"/>
@@ -3782,8 +3782,8 @@
         <w:t xml:space="preserve">Délai de paiement configurable (30/60 jours)</w:t>
       </w:r>
     </w:p>
-    <w:bookmarkEnd w:id="43"/>
-    <w:bookmarkStart w:id="44" w:name="X30b3d3afb7b086a183bd8e5e2501182bca76dd2"/>
+    <w:bookmarkEnd w:id="54"/>
+    <w:bookmarkStart w:id="55" w:name="X30b3d3afb7b086a183bd8e5e2501182bca76dd2"/>
     <w:p>
       <w:pPr>
         <w:pStyle w:val="Heading3"/>
@@ -3990,9 +3990,9 @@
         </w:pict>
       </w:r>
     </w:p>
-    <w:bookmarkEnd w:id="44"/>
-    <w:bookmarkEnd w:id="45"/>
-    <w:bookmarkStart w:id="48" w:name="Xf7c8f8cbe68791981a20f60eaac652010e63f81"/>
+    <w:bookmarkEnd w:id="55"/>
+    <w:bookmarkEnd w:id="56"/>
+    <w:bookmarkStart w:id="59" w:name="Xf7c8f8cbe68791981a20f60eaac652010e63f81"/>
     <w:p>
       <w:pPr>
         <w:pStyle w:val="Heading2"/>
@@ -4001,7 +4001,7 @@
         <w:t xml:space="preserve">13. Vision Phase 2 : Benchmark flotte</w:t>
       </w:r>
     </w:p>
-    <w:bookmarkStart w:id="46" w:name="X24cd7f912758b6eab6adc098d73c0d646e10bac"/>
+    <w:bookmarkStart w:id="57" w:name="X24cd7f912758b6eab6adc098d73c0d646e10bac"/>
     <w:p>
       <w:pPr>
         <w:pStyle w:val="Heading3"/>
@@ -4106,8 +4106,8 @@
         <w:t xml:space="preserve">Historique complet des pannes et réparations pour chaque véhicule</w:t>
       </w:r>
     </w:p>
-    <w:bookmarkEnd w:id="46"/>
-    <w:bookmarkStart w:id="47" w:name="X013557d026b1d524dc8ace5dbe97ce211bfd798"/>
+    <w:bookmarkEnd w:id="57"/>
+    <w:bookmarkStart w:id="58" w:name="X013557d026b1d524dc8ace5dbe97ce211bfd798"/>
     <w:p>
       <w:pPr>
         <w:pStyle w:val="Heading3"/>
@@ -4348,9 +4348,9 @@
         </w:pict>
       </w:r>
     </w:p>
-    <w:bookmarkEnd w:id="47"/>
-    <w:bookmarkEnd w:id="48"/>
-    <w:bookmarkStart w:id="51" w:name="Xb0b294f944b6bc78f50d9f17aea2170c585c4c8"/>
+    <w:bookmarkEnd w:id="58"/>
+    <w:bookmarkEnd w:id="59"/>
+    <w:bookmarkStart w:id="62" w:name="Xb0b294f944b6bc78f50d9f17aea2170c585c4c8"/>
     <w:p>
       <w:pPr>
         <w:pStyle w:val="Heading2"/>
@@ -4359,7 +4359,7 @@
         <w:t xml:space="preserve">14. Architecture technique prévue</w:t>
       </w:r>
     </w:p>
-    <w:bookmarkStart w:id="49" w:name="X7565eca9b820f7126c4056cb50b460da648245a"/>
+    <w:bookmarkStart w:id="60" w:name="X7565eca9b820f7126c4056cb50b460da648245a"/>
     <w:p>
       <w:pPr>
         <w:pStyle w:val="Heading3"/>
@@ -4717,8 +4717,8 @@
         <w:t xml:space="preserve">}</w:t>
       </w:r>
     </w:p>
-    <w:bookmarkEnd w:id="49"/>
-    <w:bookmarkStart w:id="50" w:name="Xe3be7271e304dd9b5a5862e7ac0ad3e7ff12fc1"/>
+    <w:bookmarkEnd w:id="60"/>
+    <w:bookmarkStart w:id="61" w:name="Xe3be7271e304dd9b5a5862e7ac0ad3e7ff12fc1"/>
     <w:p>
       <w:pPr>
         <w:pStyle w:val="Heading3"/>
@@ -5164,9 +5164,9 @@
         </w:pict>
       </w:r>
     </w:p>
-    <w:bookmarkEnd w:id="50"/>
-    <w:bookmarkEnd w:id="51"/>
-    <w:bookmarkStart w:id="55" w:name="Xf74daa9ebfaa747b1ee0e30376966dfba0f95e7"/>
+    <w:bookmarkEnd w:id="61"/>
+    <w:bookmarkEnd w:id="62"/>
+    <w:bookmarkStart w:id="66" w:name="Xf74daa9ebfaa747b1ee0e30376966dfba0f95e7"/>
     <w:p>
       <w:pPr>
         <w:pStyle w:val="Heading2"/>
@@ -5183,7 +5183,7 @@
         <w:t xml:space="preserve">Les exigences fonctionnelles du PRD liées au rôle Enterprise :</w:t>
       </w:r>
     </w:p>
-    <w:bookmarkStart w:id="52" w:name="fr28--dashboard-flotte"/>
+    <w:bookmarkStart w:id="63" w:name="fr28--dashboard-flotte"/>
     <w:p>
       <w:pPr>
         <w:pStyle w:val="Heading3"/>
@@ -5286,8 +5286,8 @@
         <w:t xml:space="preserve">Export des données</w:t>
       </w:r>
     </w:p>
-    <w:bookmarkEnd w:id="52"/>
-    <w:bookmarkStart w:id="53" w:name="fr32--gestion-des-membres-tenant"/>
+    <w:bookmarkEnd w:id="63"/>
+    <w:bookmarkStart w:id="64" w:name="fr32--gestion-des-membres-tenant"/>
     <w:p>
       <w:pPr>
         <w:pStyle w:val="Heading3"/>
@@ -5390,8 +5390,8 @@
         <w:t xml:space="preserve">Révocation possible par l'admin</w:t>
       </w:r>
     </w:p>
-    <w:bookmarkEnd w:id="53"/>
-    <w:bookmarkStart w:id="54" w:name="fr33--contrainte-tenant-unique"/>
+    <w:bookmarkEnd w:id="64"/>
+    <w:bookmarkStart w:id="65" w:name="fr33--contrainte-tenant-unique"/>
     <w:p>
       <w:pPr>
         <w:pStyle w:val="Heading3"/>
@@ -5489,9 +5489,9 @@
         </w:pict>
       </w:r>
     </w:p>
-    <w:bookmarkEnd w:id="54"/>
-    <w:bookmarkEnd w:id="55"/>
-    <w:bookmarkStart w:id="64" w:name="X6537d34c2be4156bd727c70260af19373ec934d"/>
+    <w:bookmarkEnd w:id="65"/>
+    <w:bookmarkEnd w:id="66"/>
+    <w:bookmarkStart w:id="75" w:name="X6537d34c2be4156bd727c70260af19373ec934d"/>
     <w:p>
       <w:pPr>
         <w:pStyle w:val="Heading2"/>
@@ -5500,7 +5500,7 @@
         <w:t xml:space="preserve">16. FAQ entreprise</w:t>
       </w:r>
     </w:p>
-    <w:bookmarkStart w:id="56" w:name="q--comment-obtenir-le-rôle-enterprise-"/>
+    <w:bookmarkStart w:id="67" w:name="q--comment-obtenir-le-rôle-enterprise-"/>
     <w:p>
       <w:pPr>
         <w:pStyle w:val="Heading3"/>
@@ -5540,8 +5540,8 @@
         <w:t xml:space="preserve">.</w:t>
       </w:r>
     </w:p>
-    <w:bookmarkEnd w:id="56"/>
-    <w:bookmarkStart w:id="57" w:name="Xd11bf867aedbb2a9a126ff5de6e619982aa7130"/>
+    <w:bookmarkEnd w:id="67"/>
+    <w:bookmarkStart w:id="68" w:name="Xd11bf867aedbb2a9a126ff5de6e619982aa7130"/>
     <w:p>
       <w:pPr>
         <w:pStyle w:val="Heading3"/>
@@ -5568,8 +5568,8 @@
         <w:t xml:space="preserve">Oui. Vos mécaniciens peuvent utiliser Pièces individuellement dès aujourd'hui. Le rôle Enterprise en v1 est une structure préparatoire — vos commandes seront passées de manière individuelle par chaque mécanicien. La consolidation au niveau flotte arrivera en Phase 2.</w:t>
       </w:r>
     </w:p>
-    <w:bookmarkEnd w:id="57"/>
-    <w:bookmarkStart w:id="58" w:name="Xd092f1cb40ed9e68452f47c79ce24d9f2d34cce"/>
+    <w:bookmarkEnd w:id="68"/>
+    <w:bookmarkStart w:id="69" w:name="Xd092f1cb40ed9e68452f47c79ce24d9f2d34cce"/>
     <w:p>
       <w:pPr>
         <w:pStyle w:val="Heading3"/>
@@ -5612,8 +5612,8 @@
         <w:t xml:space="preserve">de Pièces. Aucune date précise n'a été communiquée.</w:t>
       </w:r>
     </w:p>
-    <w:bookmarkEnd w:id="58"/>
-    <w:bookmarkStart w:id="59" w:name="Xf752d6d602be115f7b1632a8a7edd1a8e7bd76a"/>
+    <w:bookmarkEnd w:id="69"/>
+    <w:bookmarkStart w:id="70" w:name="Xf752d6d602be115f7b1632a8a7edd1a8e7bd76a"/>
     <w:p>
       <w:pPr>
         <w:pStyle w:val="Heading3"/>
@@ -5640,8 +5640,8 @@
         <w:t xml:space="preserve">Non. Lorsqu'un mécanicien rejoint votre espace Enterprise en Phase 2, son historique personnel de commandes est conservé. Seules les nouvelles commandes seront visibles dans le dashboard flotte.</w:t>
       </w:r>
     </w:p>
-    <w:bookmarkEnd w:id="59"/>
-    <w:bookmarkStart w:id="60" w:name="Xa5a974055d6b7182f3a4ddd6da04b54343ced8b"/>
+    <w:bookmarkEnd w:id="70"/>
+    <w:bookmarkStart w:id="71" w:name="Xa5a974055d6b7182f3a4ddd6da04b54343ced8b"/>
     <w:p>
       <w:pPr>
         <w:pStyle w:val="Heading3"/>
@@ -5668,8 +5668,8 @@
         <w:t xml:space="preserve">Aucune limite technique n'est prévue en Phase 2. La tarification pourra varier selon la taille de la flotte (nombre de véhicules et de membres actifs).</w:t>
       </w:r>
     </w:p>
-    <w:bookmarkEnd w:id="60"/>
-    <w:bookmarkStart w:id="61" w:name="q--le-paiement-groupé-est-il-disponible-"/>
+    <w:bookmarkEnd w:id="71"/>
+    <w:bookmarkStart w:id="72" w:name="q--le-paiement-groupé-est-il-disponible-"/>
     <w:p>
       <w:pPr>
         <w:pStyle w:val="Heading3"/>
@@ -5696,14 +5696,14 @@
         <w:t xml:space="preserve">Pas en v1. Chaque commande est payée individuellement (Orange Money, MTN, Wave ou espèces). La facturation mensuelle consolidée est prévue pour la Phase 2.</w:t>
       </w:r>
     </w:p>
-    <w:bookmarkEnd w:id="61"/>
-    <w:bookmarkStart w:id="62" w:name="X9c20186e64bec75933d4ab72e512454fce405db"/>
+    <w:bookmarkEnd w:id="72"/>
+    <w:bookmarkStart w:id="73" w:name="Xaaf749451a4d0e96132120217a0a06b3bd17eab"/>
     <w:p>
       <w:pPr>
         <w:pStyle w:val="Heading3"/>
       </w:pPr>
       <w:r>
-        <w:t xml:space="preserve">Q : Comment fonctionne l'escrow pour les entreprises ?</w:t>
+        <w:t xml:space="preserve">Q : Comment fonctionne le paiement pour les entreprises ?</w:t>
       </w:r>
     </w:p>
     <w:p>
@@ -5721,11 +5721,11 @@
         <w:t xml:space="preserve"> </w:t>
       </w:r>
       <w:r>
-        <w:t xml:space="preserve">En v1, le système escrow fonctionne de la même manière que pour les autres utilisateurs : les fonds sont bloqués (HELD) jusqu'à la livraison, puis libérés automatiquement après 48h. En Phase 2, un processus de vérification supplémentaire sera ajouté pour les commandes à approbation.</w:t>
-      </w:r>
-    </w:p>
-    <w:bookmarkEnd w:id="62"/>
-    <w:bookmarkStart w:id="63" w:name="Xd4f28baa8aa594db0b1120df01349396a609515"/>
+        <w:t xml:space="preserve">En v1, le paiement fonctionne de la même manière que pour les autres utilisateurs : le règlement se fait en ligne à la commande ou au livreur à la remise, aucun fonds n'est bloqué, et le vendeur est payé dès l'encaissement. Aucune pièce n'est remise sans être payée. En Phase 2, un processus de vérification supplémentaire sera ajouté pour les commandes à approbation.</w:t>
+      </w:r>
+    </w:p>
+    <w:bookmarkEnd w:id="73"/>
+    <w:bookmarkStart w:id="74" w:name="Xd4f28baa8aa594db0b1120df01349396a609515"/>
     <w:p>
       <w:pPr>
         <w:pStyle w:val="Heading3"/>
@@ -5759,9 +5759,9 @@
         </w:pict>
       </w:r>
     </w:p>
-    <w:bookmarkEnd w:id="63"/>
-    <w:bookmarkEnd w:id="64"/>
-    <w:bookmarkStart w:id="65" w:name="référence-rapide"/>
+    <w:bookmarkEnd w:id="74"/>
+    <w:bookmarkEnd w:id="75"/>
+    <w:bookmarkStart w:id="76" w:name="référence-rapide"/>
     <w:p>
       <w:pPr>
         <w:pStyle w:val="Heading2"/>
@@ -6066,8 +6066,8 @@
         </w:tc>
       </w:tr>
     </w:tbl>
-    <w:bookmarkEnd w:id="65"/>
-    <w:bookmarkEnd w:id="66"/>
+    <w:bookmarkEnd w:id="76"/>
+    <w:bookmarkEnd w:id="77"/>
     <w:sectPr>
       <w:footnotePr>
         <w:numRestart w:val="eachSect"/>
@@ -6509,10 +6509,10 @@
   <w:docDefaults>
     <w:rPrDefault>
       <w:rPr>
-        <w:rFonts w:asciiTheme="minorHAnsi" w:cstheme="minorBidi" w:eastAsiaTheme="minorEastAsia" w:hAnsiTheme="minorHAnsi"/>
+        <w:rFonts w:asciiTheme="minorHAnsi" w:cstheme="minorBidi" w:eastAsiaTheme="minorHAnsi" w:hAnsiTheme="minorHAnsi"/>
         <w:sz w:val="24"/>
         <w:szCs w:val="24"/>
-        <w:lang w:bidi="ar-SA" w:eastAsia="zh-CN" w:val="en-US"/>
+        <w:lang w:bidi="ar-SA" w:eastAsia="en-US" w:val="en-US"/>
       </w:rPr>
     </w:rPrDefault>
     <w:pPrDefault>
@@ -7053,6 +7053,13 @@
       </w:tblCellMar>
     </w:tblPr>
     <w:tblStylePr w:type="firstRow">
+      <w:tblPr>
+        <w:jc w:val="left"/>
+        <w:tblInd w:type="dxa" w:w="0"/>
+      </w:tblPr>
+      <w:trPr>
+        <w:jc w:val="left"/>
+      </w:trPr>
       <w:tcPr>
         <w:tcBorders>
           <w:bottom w:val="single"/>
